--- a/output/decisions.docx
+++ b/output/decisions.docx
@@ -769,6 +769,94 @@
         <w:t>대안으로 고려했던 것: 블로그도 적용범위에 포함해서 재계산 → 미채택. 근거(데이터)가 전혀 없는 상태에서 효과가 있다고 가정하고 범위를 넓히는 것은 "감이 아니라 데이터 근거"라는 이 프로젝트의 원칙에 위배됨</w:t>
       </w:r>
     </w:p>
+    <w:p>
+      <w:pPr>
+        <w:pStyle w:val="Heading2"/>
+      </w:pPr>
+      <w:r>
+        <w:t>[content_prediction_report.md 보강] 개선 제안 근거 강화 및 표본 크기 투명화</w:t>
+      </w:r>
+    </w:p>
+    <w:p>
+      <w:pPr>
+        <w:pStyle w:val="ListBullet"/>
+      </w:pPr>
+      <w:r>
+        <w:t>조사 배경: 신규1의 개선 제안 2번(발행 시간 18시 변경, n=3건, +0.27%p)이 표본이 너무 작아 근거가 약하다는 지적을 받아, 더 튼튼한 표본으로 개선 여지가 있는 다른 레버가 있는지 재검증 요청받음</w:t>
+      </w:r>
+    </w:p>
+    <w:p>
+      <w:pPr>
+        <w:pStyle w:val="ListBullet"/>
+      </w:pPr>
+      <w:r>
+        <w:t>조사 결과: 숏폼×유튜브 풀(n=13) 내에서 (1) 이모지는 이미 True로 최적 상태, (2) 제목 길이는 상관계수 0.52로 나타났으나 버킷 비교(15자 이하 n=5 vs 16자 이상 n=8)가 emoji·시간대와 뒤섞여 있어 독립 레버로 보기 어려움, (3) topic_category(커리어)별 CTR은 4.17~4.50% 범위로 편차가 미미(n=3~4), (4) 시간대 비교를 채널 전체(n=1~7)·유형 전체(n=2~12)·전체 69건(n=13~19) 등 더 넓은 단위로 재계산해봐도, 오히려 전체 69건 기준으로는 20시(4.36%)가 18시(3.90%)보다 높아 방향이 뒤집힘 — 더 강한 대안 레버는 발견되지 않음</w:t>
+      </w:r>
+    </w:p>
+    <w:p>
+      <w:pPr>
+        <w:pStyle w:val="ListBullet"/>
+      </w:pPr>
+      <w:r>
+        <w:t>결정 내용: 기존 발행 시간 제안(n=3)은 유지하되, "전체 콘텐츠 기준으로는 방향성이 엇갈린다"는 문장을 자동으로 덧붙이도록 `_detail_candidates()`에 반전 감지 로직을 추가(표본&lt;5이고 전체 집계 방향이 반대일 때만 발동, 하드코딩 아님). 신규1의 개선 제안 1번(유지 권장)에는 2위 조합과의 격차(+0.33%p, 숏폼×인스타그램 4.05%)를 계산해 추가 — 사용자가 예시로 든 "2위=카드뉴스×인스타그램 3.73%"는 실제 데이터로는 3위였으므로 정정</w:t>
+      </w:r>
+    </w:p>
+    <w:p>
+      <w:pPr>
+        <w:pStyle w:val="ListBullet"/>
+      </w:pPr>
+      <w:r>
+        <w:t>추가 결정: n&lt;5인 통계치에는 `fmt_n()` 헬퍼 함수가 자동으로 "(표본이 적어 참고용)" 캡션을 붙이도록 시스템화(신규3의 30자 이상 n=4, 신규5의 이모지 미포함 n=4 등 리포트 전체에 일관 적용, strategy_plan.md와 표기 기준 통일)</w:t>
+      </w:r>
+    </w:p>
+    <w:p>
+      <w:pPr>
+        <w:pStyle w:val="ListBullet"/>
+      </w:pPr>
+      <w:r>
+        <w:t>대안으로 고려했던 것: 발행 시간 제안 자체를 삭제 → 미채택. n=3이라도 실제 데이터에 근거한 관찰이므로 삭제보다 "참고용" 캡션으로 투명하게 남기는 쪽이 더 정직함</w:t>
+      </w:r>
+    </w:p>
+    <w:p>
+      <w:pPr>
+        <w:pStyle w:val="Heading2"/>
+      </w:pPr>
+      <w:r>
+        <w:t>[content_prediction_report.md 보강] 신규2·신규4 "포맷 전환" 제안 중복 문구 차별화</w:t>
+      </w:r>
+    </w:p>
+    <w:p>
+      <w:pPr>
+        <w:pStyle w:val="ListBullet"/>
+      </w:pPr>
+      <w:r>
+        <w:t>조사 배경: 신규2·4의 개선 제안 2번("참고로 숏폼×유튜브 조합의 평균 CTR은...")이 수치만 다르고 문장 구조가 완전히 동일해 템플릿처럼 보인다는 지적을 받음</w:t>
+      </w:r>
+    </w:p>
+    <w:p>
+      <w:pPr>
+        <w:pStyle w:val="ListBullet"/>
+      </w:pPr>
+      <w:r>
+        <w:t>결정 내용: 두 문장 모두 (a) 현재 조합명을 명시하고 (b) 격차를 +%p로 명시하며 (c) "발행 시간·이모지 조정과 달리 콘텐츠 형식 자체를 바꿔야 하는 더 큰 변화이므로 세부 조정을 먼저 적용해보고 장기 검토 과제로 고려" 문장을 공통 원칙으로 추가. 신규1에서 세운 "이미 잘하고 있으면 세부조정, 아니면 큰 변화도 고려" 원칙과 일관되게, 실무적 우선순위(작은 변화 먼저)를 명시</w:t>
+      </w:r>
+    </w:p>
+    <w:p>
+      <w:pPr>
+        <w:pStyle w:val="ListBullet"/>
+      </w:pPr>
+      <w:r>
+        <w:t>선택한 이유: 신규2(현재 조합 n=22, 격차 +0.65%p)와 신규4(현재 조합 n=6, 격차 +1.13%p)는 표본 크기와 격차가 실제로 다르므로, 별도 분기 없이 같은 계산 로직을 쓰되 실제 데이터값을 그대로 노출하는 것만으로 자연스럽게 문장이 달라지도록 처리(항목별 하드코딩 지양)</w:t>
+      </w:r>
+    </w:p>
+    <w:p>
+      <w:pPr>
+        <w:pStyle w:val="ListBullet"/>
+      </w:pPr>
+      <w:r>
+        <w:t>대안으로 고려했던 것: 포맷 전환 제안을 더 작은 단위 레버(topic_category별 engagement_rate 등)로 교체 → 미채택. 격차가 크고(+0.65~1.13%p) 실무적으로 검토할 가치가 있는 정보이므로 삭제보다는 "장기 검토 과제"로 톤을 조정해 유지하는 쪽을 선택</w:t>
+      </w:r>
+    </w:p>
     <w:sectPr>
       <w:pgSz w:w="12240" w:h="15840"/>
       <w:pgMar w:top="1440" w:right="1800" w:bottom="1440" w:left="1800" w:header="720" w:footer="720" w:gutter="0"/>
